--- a/pr-preview/pr-204/chapters/notation.docx
+++ b/pr-preview/pr-204/chapters/notation.docx
@@ -15,7 +15,7 @@
         <w:pStyle w:val="Date"/>
       </w:pPr>
       <w:r>
-        <w:t xml:space="preserve">Last modified: 2026-10-14 12:30:37 (PDT)</w:t>
+        <w:t xml:space="preserve">Last modified: 2026-10-16 03:17:34 (PDT)</w:t>
       </w:r>
     </w:p>
     <w:tbl>
@@ -8613,6 +8613,18 @@
       <w:r>
         <w:t xml:space="preserve">.</w:t>
       </w:r>
+      <w:r>
+        <w:t xml:space="preserve"> </w:t>
+      </w:r>
+      <w:r>
+        <w:t xml:space="preserve">The only exception is a one-off symbol that fits no semantic category,</w:t>
+      </w:r>
+      <w:r>
+        <w:t xml:space="preserve"> </w:t>
+      </w:r>
+      <w:r>
+        <w:t xml:space="preserve">and the rule for Latin letters below says when that applies.</w:t>
+      </w:r>
     </w:p>
     <w:bookmarkStart w:id="36" w:name="exm-semantic-macro-name"/>
     <w:p>
@@ -9186,7 +9198,69 @@
         <w:pStyle w:val="BodyText"/>
       </w:pPr>
       <w:r>
-        <w:t xml:space="preserve">Latin letters with a fixed role follow the same rule.</w:t>
+        <w:t xml:space="preserve">Latin letters follow the same rule, with the same single exception for letters of either alphabet.</w:t>
+      </w:r>
+      <w:r>
+        <w:t xml:space="preserve"> </w:t>
+      </w:r>
+      <w:r>
+        <w:t xml:space="preserve">Outside a passage that discusses the notation itself,</w:t>
+      </w:r>
+      <w:r>
+        <w:t xml:space="preserve"> </w:t>
+      </w:r>
+      <w:r>
+        <w:t xml:space="preserve">do not write a literal Latin or Greek letter in a math expression.</w:t>
+      </w:r>
+      <w:r>
+        <w:t xml:space="preserve"> </w:t>
+      </w:r>
+      <w:r>
+        <w:t xml:space="preserve">The exception is a one-off symbol that fits no semantic category.</w:t>
+      </w:r>
+      <w:r>
+        <w:t xml:space="preserve"> </w:t>
+      </w:r>
+      <w:r>
+        <w:t xml:space="preserve">The shared macros already name outcome variables, covariates and generic parameters,</w:t>
+      </w:r>
+      <w:r>
+        <w:t xml:space="preserve"> </w:t>
+      </w:r>
+      <w:r>
+        <w:t xml:space="preserve">so a one-off should almost never be needed.</w:t>
+      </w:r>
+      <w:r>
+        <w:t xml:space="preserve"> </w:t>
+      </w:r>
+      <w:r>
+        <w:t xml:space="preserve">When a symbol has a category but no macro, add the macro to the shared file first.</w:t>
+      </w:r>
+      <w:r>
+        <w:t xml:space="preserve"> </w:t>
+      </w:r>
+      <w:r>
+        <w:t xml:space="preserve">New macros always go in the group’s shared macros repository,</w:t>
+      </w:r>
+      <w:r>
+        <w:t xml:space="preserve"> </w:t>
+      </w:r>
+      <w:r>
+        <w:t xml:space="preserve">never in a repository that applies them,</w:t>
+      </w:r>
+      <w:r>
+        <w:t xml:space="preserve"> </w:t>
+      </w:r>
+      <w:r>
+        <w:t xml:space="preserve">unless that repository explicitly overrides the default meaning of one specific macro.</w:t>
+      </w:r>
+    </w:p>
+    <w:p>
+      <w:pPr>
+        <w:pStyle w:val="BodyText"/>
+      </w:pPr>
+      <w:r>
+        <w:t xml:space="preserve">Latin letters with a fixed role show the rule.</w:t>
       </w:r>
       <w:r>
         <w:t xml:space="preserve"> </w:t>
@@ -9959,13 +10033,260 @@
     </w:p>
     <w:bookmarkEnd w:id="41"/>
     <w:bookmarkEnd w:id="42"/>
-    <w:bookmarkStart w:id="44" w:name="writing-dot-products"/>
+    <w:bookmarkStart w:id="45" w:name="making-expressions-concise"/>
     <w:p>
       <w:pPr>
         <w:pStyle w:val="Heading2"/>
       </w:pPr>
       <w:r>
-        <w:t xml:space="preserve">7 Writing dot products</w:t>
+        <w:t xml:space="preserve">7 Making expressions concise</w:t>
+      </w:r>
+    </w:p>
+    <w:p>
+      <w:pPr>
+        <w:pStyle w:val="FirstParagraph"/>
+      </w:pPr>
+      <w:r>
+        <w:t xml:space="preserve">Make each expression as concise as possible.</w:t>
+      </w:r>
+      <w:r>
+        <w:t xml:space="preserve"> </w:t>
+      </w:r>
+      <w:r>
+        <w:t xml:space="preserve">The less clutter an expression has, the easier it is to read.</w:t>
+      </w:r>
+      <w:r>
+        <w:t xml:space="preserve"> </w:t>
+      </w:r>
+      <w:r>
+        <w:t xml:space="preserve">This is one case of</w:t>
+      </w:r>
+      <w:r>
+        <w:t xml:space="preserve"> </w:t>
+      </w:r>
+      <w:hyperlink r:id="rId43">
+        <w:r>
+          <w:rPr>
+            <w:rStyle w:val="Hyperlink"/>
+          </w:rPr>
+          <w:t xml:space="preserve">building every unit from smaller atomic units</w:t>
+        </w:r>
+      </w:hyperlink>
+      <w:r>
+        <w:t xml:space="preserve">.</w:t>
+      </w:r>
+    </w:p>
+    <w:p>
+      <w:pPr>
+        <w:pStyle w:val="BodyText"/>
+      </w:pPr>
+      <w:r>
+        <w:t xml:space="preserve">Before you finish a definition, theorem or proof,</w:t>
+      </w:r>
+      <w:r>
+        <w:t xml:space="preserve"> </w:t>
+      </w:r>
+      <w:r>
+        <w:t xml:space="preserve">scan it for a sub-expression that is written out in full</w:t>
+      </w:r>
+      <w:r>
+        <w:t xml:space="preserve"> </w:t>
+      </w:r>
+      <w:r>
+        <w:t xml:space="preserve">more than once,</w:t>
+      </w:r>
+      <w:r>
+        <w:t xml:space="preserve"> </w:t>
+      </w:r>
+      <w:r>
+        <w:t xml:space="preserve">or that is a conceptually coherent chunk</w:t>
+      </w:r>
+      <w:r>
+        <w:t xml:space="preserve"> </w:t>
+      </w:r>
+      <w:r>
+        <w:t xml:space="preserve">even if it appears only once,</w:t>
+      </w:r>
+      <w:r>
+        <w:t xml:space="preserve"> </w:t>
+      </w:r>
+      <w:r>
+        <w:t xml:space="preserve">such as the prediction error (the fitted value minus the outcome)</w:t>
+      </w:r>
+      <w:r>
+        <w:t xml:space="preserve"> </w:t>
+      </w:r>
+      <w:r>
+        <w:t xml:space="preserve">or the loss of a prediction on one observation.</w:t>
+      </w:r>
+      <w:r>
+        <w:t xml:space="preserve"> </w:t>
+      </w:r>
+      <w:r>
+        <w:t xml:space="preserve">Give the chunk a name and a macro,</w:t>
+      </w:r>
+      <w:r>
+        <w:t xml:space="preserve"> </w:t>
+      </w:r>
+      <w:r>
+        <w:t xml:space="preserve">and write the macro everywhere the chunk appears.</w:t>
+      </w:r>
+    </w:p>
+    <w:bookmarkStart w:id="44" w:name="exm-concise-expression"/>
+    <w:p>
+      <w:pPr>
+        <w:pStyle w:val="BodyText"/>
+      </w:pPr>
+      <w:r>
+        <w:rPr>
+          <w:b/>
+          <w:bCs/>
+        </w:rPr>
+        <w:t xml:space="preserve">Example 16 (Naming a repeated chunk)</w:t>
+      </w:r>
+      <w:r>
+        <w:t xml:space="preserve"> </w:t>
+      </w:r>
+      <w:r>
+        <w:t xml:space="preserve"> </w:t>
+      </w:r>
+    </w:p>
+    <w:p>
+      <w:pPr>
+        <w:pStyle w:val="BlockText"/>
+      </w:pPr>
+      <w:r>
+        <w:t xml:space="preserve">❌ Source:</w:t>
+      </w:r>
+      <w:r>
+        <w:t xml:space="preserve"> </w:t>
+      </w:r>
+      <w:r>
+        <w:rPr>
+          <w:rStyle w:val="VerbatimChar"/>
+        </w:rPr>
+        <w:t xml:space="preserve">The loss is $\frac{1}{n} \sum_{i=1}^n \paren{\eoutvar_i - \outvar_i}^2$, and its derivative is $\frac{2}{n} \sum_{i=1}^n \paren{\eoutvar_i - \outvar_i} \predvar_i$.</w:t>
+      </w:r>
+    </w:p>
+    <w:p>
+      <w:pPr>
+        <w:pStyle w:val="BlockText"/>
+      </w:pPr>
+      <w:r>
+        <w:t xml:space="preserve">✅ Source:</w:t>
+      </w:r>
+      <w:r>
+        <w:t xml:space="preserve"> </w:t>
+      </w:r>
+      <w:r>
+        <w:rPr>
+          <w:rStyle w:val="VerbatimChar"/>
+        </w:rPr>
+        <w:t xml:space="preserve">The loss is $\frac{1}{n} \sum_{i=1}^n \prederr_i^2$, and its derivative is $\frac{2}{n} \sum_{i=1}^n \prederr_i \predvar_i$.</w:t>
+      </w:r>
+    </w:p>
+    <w:p>
+      <w:pPr>
+        <w:pStyle w:val="FirstParagraph"/>
+      </w:pPr>
+      <w:r>
+        <w:t xml:space="preserve">Both versions print the same quantities.</w:t>
+      </w:r>
+      <w:r>
+        <w:t xml:space="preserve"> </w:t>
+      </w:r>
+      <w:r>
+        <w:t xml:space="preserve">The ❌ version writes the difference</w:t>
+      </w:r>
+      <w:r>
+        <w:t xml:space="preserve"> </w:t>
+      </w:r>
+      <w:r>
+        <w:rPr>
+          <w:rStyle w:val="VerbatimChar"/>
+        </w:rPr>
+        <w:t xml:space="preserve">\eoutvar_i - \outvar_i</w:t>
+      </w:r>
+      <w:r>
+        <w:t xml:space="preserve"> </w:t>
+      </w:r>
+      <w:r>
+        <w:t xml:space="preserve">out twice.</w:t>
+      </w:r>
+      <w:r>
+        <w:t xml:space="preserve"> </w:t>
+      </w:r>
+      <w:r>
+        <w:t xml:space="preserve">The ✅ version names it once, as the prediction error,</w:t>
+      </w:r>
+      <w:r>
+        <w:t xml:space="preserve"> </w:t>
+      </w:r>
+      <w:r>
+        <w:t xml:space="preserve">and each formula shows at a glance what it is built from.</w:t>
+      </w:r>
+    </w:p>
+    <w:bookmarkEnd w:id="44"/>
+    <w:p>
+      <w:pPr>
+        <w:pStyle w:val="BodyText"/>
+      </w:pPr>
+      <w:r>
+        <w:t xml:space="preserve">Add the macro to the shared macro file before you use it,</w:t>
+      </w:r>
+      <w:r>
+        <w:t xml:space="preserve"> </w:t>
+      </w:r>
+      <w:r>
+        <w:t xml:space="preserve">never as a local macro in one document</w:t>
+      </w:r>
+      <w:r>
+        <w:t xml:space="preserve"> </w:t>
+      </w:r>
+      <w:r>
+        <w:t xml:space="preserve">(see</w:t>
+      </w:r>
+      <w:r>
+        <w:t xml:space="preserve"> </w:t>
+      </w:r>
+      <w:hyperlink w:anchor="using-shared-macros">
+        <w:r>
+          <w:rPr>
+            <w:rStyle w:val="Hyperlink"/>
+          </w:rPr>
+          <w:t xml:space="preserve">Using shared macros</w:t>
+        </w:r>
+      </w:hyperlink>
+      <w:r>
+        <w:t xml:space="preserve">),</w:t>
+      </w:r>
+      <w:r>
+        <w:t xml:space="preserve"> </w:t>
+      </w:r>
+      <w:r>
+        <w:t xml:space="preserve">and record its meaning in that file’s</w:t>
+      </w:r>
+      <w:r>
+        <w:t xml:space="preserve"> </w:t>
+      </w:r>
+      <w:r>
+        <w:rPr>
+          <w:rStyle w:val="VerbatimChar"/>
+        </w:rPr>
+        <w:t xml:space="preserve">interpretations.tsv</w:t>
+      </w:r>
+      <w:r>
+        <w:t xml:space="preserve">.</w:t>
+      </w:r>
+    </w:p>
+    <w:bookmarkEnd w:id="45"/>
+    <w:bookmarkStart w:id="47" w:name="writing-dot-products"/>
+    <w:p>
+      <w:pPr>
+        <w:pStyle w:val="Heading2"/>
+      </w:pPr>
+      <w:r>
+        <w:t xml:space="preserve">8 Writing dot products</w:t>
       </w:r>
     </w:p>
     <w:p>
@@ -10132,7 +10453,7 @@
         <w:t xml:space="preserve">and to work out that the result is a single number.</w:t>
       </w:r>
     </w:p>
-    <w:bookmarkStart w:id="43" w:name="exm-dot-product"/>
+    <w:bookmarkStart w:id="46" w:name="exm-dot-product"/>
     <w:p>
       <w:pPr>
         <w:pStyle w:val="BodyText"/>
@@ -10142,7 +10463,7 @@
           <w:b/>
           <w:bCs/>
         </w:rPr>
-        <w:t xml:space="preserve">Example 16 (Writing a dot product)</w:t>
+        <w:t xml:space="preserve">Example 17 (Writing a dot product)</w:t>
       </w:r>
       <w:r>
         <w:t xml:space="preserve"> </w:t>
@@ -10361,7 +10682,7 @@
         <w:t xml:space="preserve">.</w:t>
       </w:r>
     </w:p>
-    <w:bookmarkEnd w:id="43"/>
+    <w:bookmarkEnd w:id="46"/>
     <w:p>
       <w:pPr>
         <w:pStyle w:val="BodyText"/>
@@ -10520,14 +10841,14 @@
         <w:t xml:space="preserve">such as a definition of an inner product space.</w:t>
       </w:r>
     </w:p>
-    <w:bookmarkEnd w:id="44"/>
-    <w:bookmarkStart w:id="47" w:name="writing-out-notational-shorthands"/>
+    <w:bookmarkEnd w:id="47"/>
+    <w:bookmarkStart w:id="50" w:name="writing-out-notational-shorthands"/>
     <w:p>
       <w:pPr>
         <w:pStyle w:val="Heading2"/>
       </w:pPr>
       <w:r>
-        <w:t xml:space="preserve">8 Writing out notational shorthands</w:t>
+        <w:t xml:space="preserve">9 Writing out notational shorthands</w:t>
       </w:r>
     </w:p>
     <w:p>
@@ -10960,7 +11281,7 @@
       <w:r>
         <w:t xml:space="preserve"> </w:t>
       </w:r>
-      <w:hyperlink r:id="rId45">
+      <w:hyperlink r:id="rId48">
         <w:r>
           <w:rPr>
             <w:rStyle w:val="Hyperlink"/>
@@ -11001,7 +11322,7 @@
         <w:t xml:space="preserve">catalogs common shorthands and their full forms.</w:t>
       </w:r>
     </w:p>
-    <w:bookmarkStart w:id="46" w:name="exm-notational-shorthand"/>
+    <w:bookmarkStart w:id="49" w:name="exm-notational-shorthand"/>
     <w:p>
       <w:pPr>
         <w:pStyle w:val="BodyText"/>
@@ -11011,7 +11332,7 @@
           <w:b/>
           <w:bCs/>
         </w:rPr>
-        <w:t xml:space="preserve">Example 17 (Writing out the limits of a sum and the range of an index)</w:t>
+        <w:t xml:space="preserve">Example 18 (Writing out the limits of a sum and the range of an index)</w:t>
       </w:r>
       <w:r>
         <w:t xml:space="preserve"> </w:t>
@@ -11568,8 +11889,882 @@
         <w:t xml:space="preserve">observations.</w:t>
       </w:r>
     </w:p>
-    <w:bookmarkEnd w:id="46"/>
-    <w:bookmarkEnd w:id="47"/>
+    <w:bookmarkEnd w:id="49"/>
+    <w:bookmarkEnd w:id="50"/>
+    <w:bookmarkStart w:id="52" w:name="stating-assumptions-before-using-them"/>
+    <w:p>
+      <w:pPr>
+        <w:pStyle w:val="Heading2"/>
+      </w:pPr>
+      <w:r>
+        <w:t xml:space="preserve">10 Stating assumptions before using them</w:t>
+      </w:r>
+    </w:p>
+    <w:p>
+      <w:pPr>
+        <w:pStyle w:val="FirstParagraph"/>
+      </w:pPr>
+      <w:r>
+        <w:t xml:space="preserve">State each assumption before the step that uses it.</w:t>
+      </w:r>
+      <w:r>
+        <w:t xml:space="preserve"> </w:t>
+      </w:r>
+      <w:r>
+        <w:t xml:space="preserve">A reader processes a derivation line by line,</w:t>
+      </w:r>
+      <w:r>
+        <w:t xml:space="preserve"> </w:t>
+      </w:r>
+      <w:r>
+        <w:t xml:space="preserve">and a condition that arrives after the line it governs</w:t>
+      </w:r>
+      <w:r>
+        <w:t xml:space="preserve"> </w:t>
+      </w:r>
+      <w:r>
+        <w:t xml:space="preserve">forces them to go back and reread that line with the condition in mind.</w:t>
+      </w:r>
+      <w:r>
+        <w:t xml:space="preserve"> </w:t>
+      </w:r>
+      <w:r>
+        <w:t xml:space="preserve">A first-time reader may not realize the line was incomplete,</w:t>
+      </w:r>
+      <w:r>
+        <w:t xml:space="preserve"> </w:t>
+      </w:r>
+      <w:r>
+        <w:t xml:space="preserve">and may conclude that the step is wrong or unjustified.</w:t>
+      </w:r>
+    </w:p>
+    <w:p>
+      <w:pPr>
+        <w:pStyle w:val="BodyText"/>
+      </w:pPr>
+      <w:r>
+        <w:t xml:space="preserve">This covers every kind of condition:</w:t>
+      </w:r>
+    </w:p>
+    <w:p>
+      <w:pPr>
+        <w:pStyle w:val="Compact"/>
+        <w:numPr>
+          <w:ilvl w:val="0"/>
+          <w:numId w:val="1010"/>
+        </w:numPr>
+      </w:pPr>
+      <w:r>
+        <w:t xml:space="preserve">a restriction on a variable (</w:t>
+      </w:r>
+      <w:r>
+        <w:t xml:space="preserve">“for</w:t>
+      </w:r>
+      <w:r>
+        <w:t xml:space="preserve"> </w:t>
+      </w:r>
+      <m:oMath>
+        <m:r>
+          <m:t>x</m:t>
+        </m:r>
+        <m:r>
+          <m:rPr>
+            <m:sty m:val="p"/>
+          </m:rPr>
+          <m:t>≠</m:t>
+        </m:r>
+        <m:r>
+          <m:t>2</m:t>
+        </m:r>
+      </m:oMath>
+      <w:r>
+        <w:t xml:space="preserve">”</w:t>
+      </w:r>
+      <w:r>
+        <w:t xml:space="preserve">);</w:t>
+      </w:r>
+    </w:p>
+    <w:p>
+      <w:pPr>
+        <w:pStyle w:val="Compact"/>
+        <w:numPr>
+          <w:ilvl w:val="0"/>
+          <w:numId w:val="1010"/>
+        </w:numPr>
+      </w:pPr>
+      <w:r>
+        <w:t xml:space="preserve">a hypothesis of a theorem;</w:t>
+      </w:r>
+    </w:p>
+    <w:p>
+      <w:pPr>
+        <w:pStyle w:val="Compact"/>
+        <w:numPr>
+          <w:ilvl w:val="0"/>
+          <w:numId w:val="1010"/>
+        </w:numPr>
+      </w:pPr>
+      <w:r>
+        <w:t xml:space="preserve">a case split;</w:t>
+      </w:r>
+    </w:p>
+    <w:p>
+      <w:pPr>
+        <w:pStyle w:val="Compact"/>
+        <w:numPr>
+          <w:ilvl w:val="0"/>
+          <w:numId w:val="1010"/>
+        </w:numPr>
+      </w:pPr>
+      <w:r>
+        <w:t xml:space="preserve">a fact that a step relies on.</w:t>
+      </w:r>
+    </w:p>
+    <w:p>
+      <w:pPr>
+        <w:pStyle w:val="FirstParagraph"/>
+      </w:pPr>
+      <w:r>
+        <w:t xml:space="preserve">Introduce the variable and its constraint together,</w:t>
+      </w:r>
+      <w:r>
+        <w:t xml:space="preserve"> </w:t>
+      </w:r>
+      <w:r>
+        <w:t xml:space="preserve">as in</w:t>
+      </w:r>
+      <w:r>
+        <w:t xml:space="preserve"> </w:t>
+      </w:r>
+      <w:r>
+        <w:t xml:space="preserve">“let</w:t>
+      </w:r>
+      <w:r>
+        <w:t xml:space="preserve"> </w:t>
+      </w:r>
+      <m:oMath>
+        <m:r>
+          <m:t>x</m:t>
+        </m:r>
+        <m:r>
+          <m:rPr>
+            <m:sty m:val="p"/>
+          </m:rPr>
+          <m:t>≠</m:t>
+        </m:r>
+        <m:r>
+          <m:t>2</m:t>
+        </m:r>
+      </m:oMath>
+      <w:r>
+        <w:t xml:space="preserve">”</w:t>
+      </w:r>
+      <w:r>
+        <w:t xml:space="preserve">,</w:t>
+      </w:r>
+      <w:r>
+        <w:t xml:space="preserve"> </w:t>
+      </w:r>
+      <w:r>
+        <w:t xml:space="preserve">then write the steps that need the constraint.</w:t>
+      </w:r>
+      <w:r>
+        <w:t xml:space="preserve"> </w:t>
+      </w:r>
+      <w:r>
+        <w:t xml:space="preserve">When a step uses a fact proved earlier,</w:t>
+      </w:r>
+      <w:r>
+        <w:t xml:space="preserve"> </w:t>
+      </w:r>
+      <w:r>
+        <w:t xml:space="preserve">cite it in the justification on that line.</w:t>
+      </w:r>
+    </w:p>
+    <w:bookmarkStart w:id="51" w:name="exm-assumptions-first"/>
+    <w:p>
+      <w:pPr>
+        <w:pStyle w:val="BodyText"/>
+      </w:pPr>
+      <w:r>
+        <w:rPr>
+          <w:b/>
+          <w:bCs/>
+        </w:rPr>
+        <w:t xml:space="preserve">Example 19 (Stating the restriction on</w:t>
+      </w:r>
+      <w:r>
+        <w:rPr>
+          <w:b/>
+          <w:bCs/>
+        </w:rPr>
+        <w:t xml:space="preserve"> </w:t>
+      </w:r>
+      <m:oMath>
+        <m:r>
+          <m:t>x</m:t>
+        </m:r>
+      </m:oMath>
+      <w:r>
+        <w:rPr>
+          <w:b/>
+          <w:bCs/>
+        </w:rPr>
+        <w:t xml:space="preserve"> </w:t>
+      </w:r>
+      <w:r>
+        <w:rPr>
+          <w:b/>
+          <w:bCs/>
+        </w:rPr>
+        <w:t xml:space="preserve">before using it)</w:t>
+      </w:r>
+      <w:r>
+        <w:t xml:space="preserve"> </w:t>
+      </w:r>
+      <w:r>
+        <w:t xml:space="preserve">To show that</w:t>
+      </w:r>
+      <w:r>
+        <w:t xml:space="preserve"> </w:t>
+      </w:r>
+      <m:oMath>
+        <m:r>
+          <m:t>x</m:t>
+        </m:r>
+        <m:r>
+          <m:rPr>
+            <m:sty m:val="p"/>
+          </m:rPr>
+          <m:t>=</m:t>
+        </m:r>
+        <m:r>
+          <m:t>2</m:t>
+        </m:r>
+      </m:oMath>
+      <w:r>
+        <w:t xml:space="preserve"> </w:t>
+      </w:r>
+      <w:r>
+        <w:t xml:space="preserve">is a strict local minimizer of</w:t>
+      </w:r>
+      <w:r>
+        <w:t xml:space="preserve"> </w:t>
+      </w:r>
+      <m:oMath>
+        <m:r>
+          <m:t>f</m:t>
+        </m:r>
+        <m:r>
+          <m:rPr>
+            <m:sty m:val="p"/>
+          </m:rPr>
+          <m:t>(</m:t>
+        </m:r>
+        <m:r>
+          <m:t>x</m:t>
+        </m:r>
+        <m:r>
+          <m:rPr>
+            <m:sty m:val="p"/>
+          </m:rPr>
+          <m:t>)</m:t>
+        </m:r>
+        <m:r>
+          <m:rPr>
+            <m:sty m:val="p"/>
+          </m:rPr>
+          <m:t>=</m:t>
+        </m:r>
+        <m:r>
+          <m:rPr>
+            <m:sty m:val="p"/>
+          </m:rPr>
+          <m:t>(</m:t>
+        </m:r>
+        <m:r>
+          <m:t>x</m:t>
+        </m:r>
+        <m:r>
+          <m:rPr>
+            <m:sty m:val="p"/>
+          </m:rPr>
+          <m:t>−</m:t>
+        </m:r>
+        <m:r>
+          <m:t>2</m:t>
+        </m:r>
+        <m:sSup>
+          <m:e>
+            <m:r>
+              <m:rPr>
+                <m:sty m:val="p"/>
+              </m:rPr>
+              <m:t>)</m:t>
+            </m:r>
+          </m:e>
+          <m:sup>
+            <m:r>
+              <m:t>2</m:t>
+            </m:r>
+          </m:sup>
+        </m:sSup>
+      </m:oMath>
+      <w:r>
+        <w:t xml:space="preserve">,</w:t>
+      </w:r>
+      <w:r>
+        <w:t xml:space="preserve"> </w:t>
+      </w:r>
+      <w:r>
+        <w:t xml:space="preserve">we show that</w:t>
+      </w:r>
+      <w:r>
+        <w:t xml:space="preserve"> </w:t>
+      </w:r>
+      <m:oMath>
+        <m:r>
+          <m:t>f</m:t>
+        </m:r>
+        <m:r>
+          <m:rPr>
+            <m:sty m:val="p"/>
+          </m:rPr>
+          <m:t>(</m:t>
+        </m:r>
+        <m:r>
+          <m:t>x</m:t>
+        </m:r>
+        <m:r>
+          <m:rPr>
+            <m:sty m:val="p"/>
+          </m:rPr>
+          <m:t>)</m:t>
+        </m:r>
+        <m:r>
+          <m:rPr>
+            <m:sty m:val="p"/>
+          </m:rPr>
+          <m:t>&gt;</m:t>
+        </m:r>
+        <m:r>
+          <m:t>f</m:t>
+        </m:r>
+        <m:r>
+          <m:rPr>
+            <m:sty m:val="p"/>
+          </m:rPr>
+          <m:t>(</m:t>
+        </m:r>
+        <m:r>
+          <m:t>2</m:t>
+        </m:r>
+        <m:r>
+          <m:rPr>
+            <m:sty m:val="p"/>
+          </m:rPr>
+          <m:t>)</m:t>
+        </m:r>
+      </m:oMath>
+      <w:r>
+        <w:t xml:space="preserve"> </w:t>
+      </w:r>
+      <w:r>
+        <w:t xml:space="preserve">for every</w:t>
+      </w:r>
+      <w:r>
+        <w:t xml:space="preserve"> </w:t>
+      </w:r>
+      <m:oMath>
+        <m:r>
+          <m:t>x</m:t>
+        </m:r>
+      </m:oMath>
+      <w:r>
+        <w:t xml:space="preserve"> </w:t>
+      </w:r>
+      <w:r>
+        <w:t xml:space="preserve">near 2 other than 2 itself.</w:t>
+      </w:r>
+    </w:p>
+    <w:p>
+      <w:pPr>
+        <w:pStyle w:val="BlockText"/>
+      </w:pPr>
+      <w:r>
+        <w:t xml:space="preserve">❌</w:t>
+      </w:r>
+    </w:p>
+    <w:p>
+      <w:pPr>
+        <w:pStyle w:val="BlockText"/>
+      </w:pPr>
+      <m:oMathPara>
+        <m:oMathParaPr>
+          <m:jc m:val="center"/>
+        </m:oMathParaPr>
+        <m:oMath>
+          <m:eqArr>
+            <m:e>
+              <m:r>
+                <m:t>f</m:t>
+              </m:r>
+              <m:r>
+                <m:rPr>
+                  <m:sty m:val="p"/>
+                </m:rPr>
+                <m:t>(</m:t>
+              </m:r>
+              <m:r>
+                <m:t>x</m:t>
+              </m:r>
+              <m:r>
+                <m:rPr>
+                  <m:sty m:val="p"/>
+                </m:rPr>
+                <m:t>)</m:t>
+              </m:r>
+              <m:r>
+                <m:rPr>
+                  <m:sty m:val="p"/>
+                </m:rPr>
+                <m:t>−</m:t>
+              </m:r>
+              <m:r>
+                <m:t>f</m:t>
+              </m:r>
+              <m:r>
+                <m:rPr>
+                  <m:sty m:val="p"/>
+                </m:rPr>
+                <m:t>(</m:t>
+              </m:r>
+              <m:r>
+                <m:t>2</m:t>
+              </m:r>
+              <m:r>
+                <m:rPr>
+                  <m:sty m:val="p"/>
+                </m:rPr>
+                <m:t>)</m:t>
+              </m:r>
+              <m:r>
+                <m:t>&amp;</m:t>
+              </m:r>
+              <m:r>
+                <m:rPr>
+                  <m:sty m:val="p"/>
+                </m:rPr>
+                <m:t>=</m:t>
+              </m:r>
+              <m:r>
+                <m:rPr>
+                  <m:sty m:val="p"/>
+                </m:rPr>
+                <m:t>(</m:t>
+              </m:r>
+              <m:r>
+                <m:t>x</m:t>
+              </m:r>
+              <m:r>
+                <m:rPr>
+                  <m:sty m:val="p"/>
+                </m:rPr>
+                <m:t>−</m:t>
+              </m:r>
+              <m:r>
+                <m:t>2</m:t>
+              </m:r>
+              <m:sSup>
+                <m:e>
+                  <m:r>
+                    <m:rPr>
+                      <m:sty m:val="p"/>
+                    </m:rPr>
+                    <m:t>)</m:t>
+                  </m:r>
+                </m:e>
+                <m:sup>
+                  <m:r>
+                    <m:t>2</m:t>
+                  </m:r>
+                </m:sup>
+              </m:sSup>
+              <m:r>
+                <m:rPr>
+                  <m:sty m:val="p"/>
+                </m:rPr>
+                <m:t>−</m:t>
+              </m:r>
+              <m:r>
+                <m:t>0</m:t>
+              </m:r>
+            </m:e>
+            <m:e>
+              <m:r>
+                <m:t>&amp;</m:t>
+              </m:r>
+              <m:r>
+                <m:rPr>
+                  <m:sty m:val="p"/>
+                </m:rPr>
+                <m:t>&gt;</m:t>
+              </m:r>
+              <m:r>
+                <m:t>0</m:t>
+              </m:r>
+              <m:r>
+                <m:t>&amp;</m:t>
+              </m:r>
+              <m:r>
+                <m:t>&amp;</m:t>
+              </m:r>
+              <m:r>
+                <m:rPr>
+                  <m:nor/>
+                  <m:sty m:val="p"/>
+                </m:rPr>
+                <m:t>(for every </m:t>
+              </m:r>
+              <m:r>
+                <m:t>x</m:t>
+              </m:r>
+              <m:r>
+                <m:rPr>
+                  <m:sty m:val="p"/>
+                </m:rPr>
+                <m:t>≠</m:t>
+              </m:r>
+              <m:r>
+                <m:t>2</m:t>
+              </m:r>
+              <m:r>
+                <m:rPr>
+                  <m:nor/>
+                  <m:sty m:val="p"/>
+                </m:rPr>
+                <m:t>)</m:t>
+              </m:r>
+            </m:e>
+          </m:eqArr>
+        </m:oMath>
+      </m:oMathPara>
+    </w:p>
+    <w:p>
+      <w:pPr>
+        <w:pStyle w:val="BlockText"/>
+      </w:pPr>
+      <w:r>
+        <w:t xml:space="preserve">✅ Let</w:t>
+      </w:r>
+      <w:r>
+        <w:t xml:space="preserve"> </w:t>
+      </w:r>
+      <m:oMath>
+        <m:r>
+          <m:t>x</m:t>
+        </m:r>
+        <m:r>
+          <m:rPr>
+            <m:sty m:val="p"/>
+          </m:rPr>
+          <m:t>≠</m:t>
+        </m:r>
+        <m:r>
+          <m:t>2</m:t>
+        </m:r>
+      </m:oMath>
+      <w:r>
+        <w:t xml:space="preserve">. Then</w:t>
+      </w:r>
+    </w:p>
+    <w:p>
+      <w:pPr>
+        <w:pStyle w:val="BlockText"/>
+      </w:pPr>
+      <m:oMathPara>
+        <m:oMathParaPr>
+          <m:jc m:val="center"/>
+        </m:oMathParaPr>
+        <m:oMath>
+          <m:eqArr>
+            <m:e>
+              <m:r>
+                <m:t>f</m:t>
+              </m:r>
+              <m:r>
+                <m:rPr>
+                  <m:sty m:val="p"/>
+                </m:rPr>
+                <m:t>(</m:t>
+              </m:r>
+              <m:r>
+                <m:t>x</m:t>
+              </m:r>
+              <m:r>
+                <m:rPr>
+                  <m:sty m:val="p"/>
+                </m:rPr>
+                <m:t>)</m:t>
+              </m:r>
+              <m:r>
+                <m:rPr>
+                  <m:sty m:val="p"/>
+                </m:rPr>
+                <m:t>−</m:t>
+              </m:r>
+              <m:r>
+                <m:t>f</m:t>
+              </m:r>
+              <m:r>
+                <m:rPr>
+                  <m:sty m:val="p"/>
+                </m:rPr>
+                <m:t>(</m:t>
+              </m:r>
+              <m:r>
+                <m:t>2</m:t>
+              </m:r>
+              <m:r>
+                <m:rPr>
+                  <m:sty m:val="p"/>
+                </m:rPr>
+                <m:t>)</m:t>
+              </m:r>
+              <m:r>
+                <m:t>&amp;</m:t>
+              </m:r>
+              <m:r>
+                <m:rPr>
+                  <m:sty m:val="p"/>
+                </m:rPr>
+                <m:t>=</m:t>
+              </m:r>
+              <m:r>
+                <m:rPr>
+                  <m:sty m:val="p"/>
+                </m:rPr>
+                <m:t>(</m:t>
+              </m:r>
+              <m:r>
+                <m:t>x</m:t>
+              </m:r>
+              <m:r>
+                <m:rPr>
+                  <m:sty m:val="p"/>
+                </m:rPr>
+                <m:t>−</m:t>
+              </m:r>
+              <m:r>
+                <m:t>2</m:t>
+              </m:r>
+              <m:sSup>
+                <m:e>
+                  <m:r>
+                    <m:rPr>
+                      <m:sty m:val="p"/>
+                    </m:rPr>
+                    <m:t>)</m:t>
+                  </m:r>
+                </m:e>
+                <m:sup>
+                  <m:r>
+                    <m:t>2</m:t>
+                  </m:r>
+                </m:sup>
+              </m:sSup>
+              <m:r>
+                <m:rPr>
+                  <m:sty m:val="p"/>
+                </m:rPr>
+                <m:t>−</m:t>
+              </m:r>
+              <m:r>
+                <m:t>0</m:t>
+              </m:r>
+              <m:r>
+                <m:t>&amp;</m:t>
+              </m:r>
+              <m:r>
+                <m:t>&amp;</m:t>
+              </m:r>
+              <m:r>
+                <m:rPr>
+                  <m:nor/>
+                  <m:sty m:val="p"/>
+                </m:rPr>
+                <m:t>(definition of </m:t>
+              </m:r>
+              <m:r>
+                <m:t>f</m:t>
+              </m:r>
+              <m:r>
+                <m:rPr>
+                  <m:nor/>
+                  <m:sty m:val="p"/>
+                </m:rPr>
+                <m:t>)</m:t>
+              </m:r>
+            </m:e>
+            <m:e>
+              <m:r>
+                <m:t>&amp;</m:t>
+              </m:r>
+              <m:r>
+                <m:rPr>
+                  <m:sty m:val="p"/>
+                </m:rPr>
+                <m:t>&gt;</m:t>
+              </m:r>
+              <m:r>
+                <m:t>0</m:t>
+              </m:r>
+              <m:r>
+                <m:t>&amp;</m:t>
+              </m:r>
+              <m:r>
+                <m:t>&amp;</m:t>
+              </m:r>
+              <m:r>
+                <m:rPr>
+                  <m:nor/>
+                  <m:sty m:val="p"/>
+                </m:rPr>
+                <m:t>(</m:t>
+              </m:r>
+              <m:r>
+                <m:t>x</m:t>
+              </m:r>
+              <m:r>
+                <m:rPr>
+                  <m:sty m:val="p"/>
+                </m:rPr>
+                <m:t>−</m:t>
+              </m:r>
+              <m:r>
+                <m:t>2</m:t>
+              </m:r>
+              <m:r>
+                <m:rPr>
+                  <m:sty m:val="p"/>
+                </m:rPr>
+                <m:t>≠</m:t>
+              </m:r>
+              <m:r>
+                <m:t>0</m:t>
+              </m:r>
+              <m:r>
+                <m:rPr>
+                  <m:nor/>
+                  <m:sty m:val="p"/>
+                </m:rPr>
+                <m:t>, so its square is positive)</m:t>
+              </m:r>
+            </m:e>
+          </m:eqArr>
+        </m:oMath>
+      </m:oMathPara>
+    </w:p>
+    <w:p>
+      <w:pPr>
+        <w:pStyle w:val="FirstParagraph"/>
+      </w:pPr>
+      <w:r>
+        <w:t xml:space="preserve">In the ❌ version, the second line is false for</w:t>
+      </w:r>
+      <w:r>
+        <w:t xml:space="preserve"> </w:t>
+      </w:r>
+      <m:oMath>
+        <m:r>
+          <m:t>x</m:t>
+        </m:r>
+        <m:r>
+          <m:rPr>
+            <m:sty m:val="p"/>
+          </m:rPr>
+          <m:t>=</m:t>
+        </m:r>
+        <m:r>
+          <m:t>2</m:t>
+        </m:r>
+      </m:oMath>
+      <w:r>
+        <w:t xml:space="preserve">,</w:t>
+      </w:r>
+      <w:r>
+        <w:t xml:space="preserve"> </w:t>
+      </w:r>
+      <w:r>
+        <w:t xml:space="preserve">and the reader learns this only from the note at its end.</w:t>
+      </w:r>
+      <w:r>
+        <w:t xml:space="preserve"> </w:t>
+      </w:r>
+      <w:r>
+        <w:t xml:space="preserve">In the ✅ version,</w:t>
+      </w:r>
+      <w:r>
+        <w:t xml:space="preserve"> </w:t>
+      </w:r>
+      <w:r>
+        <w:t xml:space="preserve">“let</w:t>
+      </w:r>
+      <w:r>
+        <w:t xml:space="preserve"> </w:t>
+      </w:r>
+      <m:oMath>
+        <m:r>
+          <m:t>x</m:t>
+        </m:r>
+        <m:r>
+          <m:rPr>
+            <m:sty m:val="p"/>
+          </m:rPr>
+          <m:t>≠</m:t>
+        </m:r>
+        <m:r>
+          <m:t>2</m:t>
+        </m:r>
+      </m:oMath>
+      <w:r>
+        <w:t xml:space="preserve">”</w:t>
+      </w:r>
+      <w:r>
+        <w:t xml:space="preserve"> </w:t>
+      </w:r>
+      <w:r>
+        <w:t xml:space="preserve">comes first,</w:t>
+      </w:r>
+      <w:r>
+        <w:t xml:space="preserve"> </w:t>
+      </w:r>
+      <w:r>
+        <w:t xml:space="preserve">so the reader reads each line already knowing which values of</w:t>
+      </w:r>
+      <w:r>
+        <w:t xml:space="preserve"> </w:t>
+      </w:r>
+      <m:oMath>
+        <m:r>
+          <m:t>x</m:t>
+        </m:r>
+      </m:oMath>
+      <w:r>
+        <w:t xml:space="preserve"> </w:t>
+      </w:r>
+      <w:r>
+        <w:t xml:space="preserve">it covers,</w:t>
+      </w:r>
+      <w:r>
+        <w:t xml:space="preserve"> </w:t>
+      </w:r>
+      <w:r>
+        <w:t xml:space="preserve">and the justification says exactly where the condition is used.</w:t>
+      </w:r>
+    </w:p>
+    <w:bookmarkEnd w:id="51"/>
+    <w:bookmarkEnd w:id="52"/>
     <w:sectPr>
       <w:footnotePr>
         <w:numRestart w:val="eachSect"/>
@@ -11923,6 +13118,9 @@
     <w:abstractNumId w:val="991"/>
   </w:num>
   <w:num w:numId="1009">
+    <w:abstractNumId w:val="991"/>
+  </w:num>
+  <w:num w:numId="1010">
     <w:abstractNumId w:val="991"/>
   </w:num>
 </w:numbering>

--- a/pr-preview/pr-204/chapters/notation.docx
+++ b/pr-preview/pr-204/chapters/notation.docx
@@ -15,7 +15,7 @@
         <w:pStyle w:val="Date"/>
       </w:pPr>
       <w:r>
-        <w:t xml:space="preserve">Last modified: 2026-10-16 03:17:34 (PDT)</w:t>
+        <w:t xml:space="preserve">Last modified: 2026-10-16 04:32:20 (PDT)</w:t>
       </w:r>
     </w:p>
     <w:tbl>
